--- a/Resources/Product Description.docx
+++ b/Resources/Product Description.docx
@@ -417,6 +417,22 @@
       </w:r>
     </w:p>
     <w:p>
+      <w:r>
+        <w:rPr>
+          <w:b/>
+          <w:bCs/>
+        </w:rPr>
+        <w:t>&lt; 80 Chars</w:t>
+      </w:r>
+      <w:r>
+        <w:br/>
+        <w:t xml:space="preserve"> </w:t>
+      </w:r>
+      <w:r>
+        <w:t>Make confident financial decisions by visualizing your affordability and future</w:t>
+      </w:r>
+    </w:p>
+    <w:p>
       <w:pPr>
         <w:rPr>
           <w:b/>
@@ -452,7 +468,15 @@
           <w:b/>
           <w:bCs/>
         </w:rPr>
-        <w:t>export a detailed report to PDF</w:t>
+        <w:t xml:space="preserve">export a detailed </w:t>
+      </w:r>
+      <w:r>
+        <w:rPr>
+          <w:b/>
+          <w:bCs/>
+        </w:rPr>
+        <w:lastRenderedPageBreak/>
+        <w:t>report to PDF</w:t>
       </w:r>
       <w:r>
         <w:t xml:space="preserve"> to share or save for later, so you always have the insights you need to make the right choice.</w:t>
@@ -470,7 +494,6 @@
           <w:b/>
           <w:bCs/>
         </w:rPr>
-        <w:lastRenderedPageBreak/>
         <w:t>Features</w:t>
       </w:r>
     </w:p>
